--- a/Fase 2/Evidencias Proyecto/Evidencias de documentación/Evidencia_2_ImpactMapping_StoryMapping_Datos_Arquitectura_LogiSLA.docx
+++ b/Fase 2/Evidencias Proyecto/Evidencias de documentación/Evidencia_2_ImpactMapping_StoryMapping_Datos_Arquitectura_LogiSLA.docx
@@ -666,7 +666,7 @@
                 <w:sz w:val="18"/>
                 <w:szCs w:val="18"/>
               </w:rPr>
-              <w:t>Semana 10 completada: Sprints 1 a 3 cerrados (ingesta, motor de auditoría y dashboard). El módulo de IA, la migración a PostgreSQL, el CI/CD y las pruebas E2E se desarrollan entre las semanas 13 y 15. Proyecto final completo el martes 17 de noviembre; defensa el martes 1 de diciembre</w:t>
+              <w:t xml:space="preserve">Semana 12, cierre de la Fase 2: Sprints 1 a 3 cerrados (ingesta, motor de auditoría y dashboard). Gráficos, módulo de IA, PostgreSQL con Alembic y Docker en el Sprint 4 (28 de octubre al 9 de noviembre, semanas 12 y 13); CI/CD, pruebas E2E y despliegue en GCP en el Sprint 5 (10 al 16 de noviembre, semana 14). Proyecto terminado y funcionando sin errores el martes 17 de noviembre (semana 15); defensa el martes 1 de diciembre.</w:t>
             </w:r>
           </w:p>
         </w:tc>
@@ -2767,7 +2767,7 @@
                 <w:sz w:val="18"/>
                 <w:szCs w:val="18"/>
               </w:rPr>
-              <w:t>Semanas 13–14</w:t>
+              <w:t xml:space="preserve">Semanas 12–13</w:t>
             </w:r>
           </w:p>
         </w:tc>
@@ -3011,7 +3011,7 @@
                 <w:sz w:val="18"/>
                 <w:szCs w:val="18"/>
               </w:rPr>
-              <w:t>Semana 15</w:t>
+              <w:t xml:space="preserve">Semana 14</w:t>
             </w:r>
           </w:p>
         </w:tc>
@@ -3851,7 +3851,7 @@
                 <w:sz w:val="18"/>
                 <w:szCs w:val="18"/>
               </w:rPr>
-              <w:t>Nombre único; se conserva el nombre original que venía en el archivo</w:t>
+              <w:t xml:space="preserve">Nombre único; el nombre tal como venía en el archivo se guarda en cada envío (nombre_transportista_original)</w:t>
             </w:r>
           </w:p>
         </w:tc>
@@ -3952,7 +3952,7 @@
                 <w:sz w:val="18"/>
                 <w:szCs w:val="18"/>
               </w:rPr>
-              <w:t>Regla por transportista y tipo de servicio; la zona de origen y destino quedó como mejora</w:t>
+              <w:t xml:space="preserve">Regla por transportista; tipo_servicio es opcional porque los archivos no lo traen; la zona de origen y destino quedó como mejora</w:t>
             </w:r>
           </w:p>
         </w:tc>
@@ -4921,7 +4921,7 @@
                 <w:sz w:val="18"/>
                 <w:szCs w:val="18"/>
               </w:rPr>
-              <w:t>Regla SLA por transportista y tipo de servicio con multa fija</w:t>
+              <w:t xml:space="preserve">Regla SLA por transportista con multa fija (se usa la regla general de cada transportista)</w:t>
             </w:r>
           </w:p>
         </w:tc>
@@ -4951,7 +4951,7 @@
                 <w:sz w:val="18"/>
                 <w:szCs w:val="18"/>
               </w:rPr>
-              <w:t>Los archivos no traen origen; la estandarización de comunas (API DPA) era opcional</w:t>
+              <w:t xml:space="preserve">Los archivos no traen origen ni tipo de servicio; la estandarización de comunas (API DPA) era opcional</w:t>
             </w:r>
           </w:p>
         </w:tc>
